--- a/templates/PHYSIOTHERAPY_FOLLOW_UP.docx
+++ b/templates/PHYSIOTHERAPY_FOLLOW_UP.docx
@@ -306,12 +306,6 @@
       <w:r>
         <w:rPr>
           <w:rFonts w:ascii="Times New Roman" w:hAnsi="Times New Roman" w:cs="Times New Roman"/>
-        </w:rPr>
-        <w:t>Dr.</w:t>
-      </w:r>
-      <w:r>
-        <w:rPr>
-          <w:rFonts w:ascii="Times New Roman" w:hAnsi="Times New Roman" w:cs="Times New Roman"/>
           <w:b/>
           <w:bCs/>
         </w:rPr>
@@ -622,7 +616,6 @@
           <w:rFonts w:ascii="Times New Roman" w:hAnsi="Times New Roman" w:cs="Times New Roman"/>
           <w:bCs/>
         </w:rPr>
-        <w:sym w:font="Wingdings" w:char="F06F"/>
       </w:r>
       <w:r>
         <w:rPr>
@@ -636,7 +629,6 @@
           <w:rFonts w:ascii="Times New Roman" w:hAnsi="Times New Roman" w:cs="Times New Roman"/>
           <w:bCs/>
         </w:rPr>
-        <w:sym w:font="Wingdings" w:char="F06F"/>
       </w:r>
       <w:r>
         <w:rPr>
@@ -650,7 +642,6 @@
           <w:rFonts w:ascii="Times New Roman" w:hAnsi="Times New Roman" w:cs="Times New Roman"/>
           <w:bCs/>
         </w:rPr>
-        <w:sym w:font="Wingdings" w:char="F06F"/>
       </w:r>
       <w:r>
         <w:rPr>
@@ -664,7 +655,6 @@
           <w:rFonts w:ascii="Times New Roman" w:hAnsi="Times New Roman" w:cs="Times New Roman"/>
           <w:bCs/>
         </w:rPr>
-        <w:sym w:font="Wingdings" w:char="F06F"/>
       </w:r>
       <w:r>
         <w:rPr>
@@ -678,7 +668,6 @@
           <w:rFonts w:ascii="Times New Roman" w:hAnsi="Times New Roman" w:cs="Times New Roman"/>
           <w:bCs/>
         </w:rPr>
-        <w:sym w:font="Wingdings" w:char="F06F"/>
       </w:r>
       <w:r>
         <w:rPr>
